--- a/docs/downloads/john-nelson-darby/تم/doc_0344.docx
+++ b/docs/downloads/john-nelson-darby/تم/doc_0344.docx
@@ -1,339 +1,367 @@
 
 <file path=word/document.xml><?xml version="1.0" encoding="utf-8"?>
-<w:document xmlns:wpc="http://schemas.microsoft.com/office/word/2010/wordprocessingCanvas" xmlns:cx="http://schemas.microsoft.com/office/drawing/2014/chartex" xmlns:cx1="http://schemas.microsoft.com/office/drawing/2015/9/8/chartex" xmlns:cx2="http://schemas.microsoft.com/office/drawing/2015/10/21/chartex" xmlns:cx3="http://schemas.microsoft.com/office/drawing/2016/5/9/chartex" xmlns:cx4="http://schemas.microsoft.com/office/drawing/2016/5/10/chartex" xmlns:cx5="http://schemas.microsoft.com/office/drawing/2016/5/11/chartex" xmlns:cx6="http://schemas.microsoft.com/office/drawing/2016/5/12/chartex" xmlns:cx7="http://schemas.microsoft.com/office/drawing/2016/5/13/chartex" xmlns:cx8="http://schemas.microsoft.com/office/drawing/2016/5/14/chartex" xmlns:mc="http://schemas.openxmlformats.org/markup-compatibility/2006" xmlns:aink="http://schemas.microsoft.com/office/drawing/2016/ink" xmlns:am3d="http://schemas.microsoft.com/office/drawing/2017/model3d" xmlns:o="urn:schemas-microsoft-com:office:office" xmlns:r="http://schemas.openxmlformats.org/officeDocument/2006/relationships" xmlns:m="http://schemas.openxmlformats.org/officeDocument/2006/math" xmlns:v="urn:schemas-microsoft-com:vml" xmlns:wp14="http://schemas.microsoft.com/office/word/2010/wordprocessingDrawing" xmlns:wp="http://schemas.openxmlformats.org/drawingml/2006/wordprocessingDrawing" xmlns:w10="urn:schemas-microsoft-com:office:word" xmlns:w="http://schemas.openxmlformats.org/wordprocessingml/2006/main" xmlns:w14="http://schemas.microsoft.com/office/word/2010/wordml" xmlns:w15="http://schemas.microsoft.com/office/word/2012/wordml" xmlns:w16cid="http://schemas.microsoft.com/office/word/2016/wordml/cid" xmlns:w16se="http://schemas.microsoft.com/office/word/2015/wordml/symex" xmlns:wpg="http://schemas.microsoft.com/office/word/2010/wordprocessingGroup" xmlns:wpi="http://schemas.microsoft.com/office/word/2010/wordprocessingInk" xmlns:wne="http://schemas.microsoft.com/office/word/2006/wordml" xmlns:wps="http://schemas.microsoft.com/office/word/2010/wordprocessingShape" mc:Ignorable="w14 w15 w16se w16cid wp14">
+<w:document xmlns:wpc="http://schemas.microsoft.com/office/word/2010/wordprocessingCanvas" xmlns:cx="http://schemas.microsoft.com/office/drawing/2014/chartex" xmlns:cx1="http://schemas.microsoft.com/office/drawing/2015/9/8/chartex" xmlns:cx2="http://schemas.microsoft.com/office/drawing/2015/10/21/chartex" xmlns:cx3="http://schemas.microsoft.com/office/drawing/2016/5/9/chartex" xmlns:cx4="http://schemas.microsoft.com/office/drawing/2016/5/10/chartex" xmlns:cx5="http://schemas.microsoft.com/office/drawing/2016/5/11/chartex" xmlns:cx6="http://schemas.microsoft.com/office/drawing/2016/5/12/chartex" xmlns:cx7="http://schemas.microsoft.com/office/drawing/2016/5/13/chartex" xmlns:cx8="http://schemas.microsoft.com/office/drawing/2016/5/14/chartex" xmlns:mc="http://schemas.openxmlformats.org/markup-compatibility/2006" xmlns:aink="http://schemas.microsoft.com/office/drawing/2016/ink" xmlns:am3d="http://schemas.microsoft.com/office/drawing/2017/model3d" xmlns:o="urn:schemas-microsoft-com:office:office" xmlns:oel="http://schemas.microsoft.com/office/2019/extlst" xmlns:r="http://schemas.openxmlformats.org/officeDocument/2006/relationships" xmlns:m="http://schemas.openxmlformats.org/officeDocument/2006/math" xmlns:v="urn:schemas-microsoft-com:vml" xmlns:wp14="http://schemas.microsoft.com/office/word/2010/wordprocessingDrawing" xmlns:wp="http://schemas.openxmlformats.org/drawingml/2006/wordprocessingDrawing" xmlns:w10="urn:schemas-microsoft-com:office:word" xmlns:w="http://schemas.openxmlformats.org/wordprocessingml/2006/main" xmlns:w14="http://schemas.microsoft.com/office/word/2010/wordml" xmlns:w15="http://schemas.microsoft.com/office/word/2012/wordml" xmlns:w16cex="http://schemas.microsoft.com/office/word/2018/wordml/cex" xmlns:w16cid="http://schemas.microsoft.com/office/word/2016/wordml/cid" xmlns:w16="http://schemas.microsoft.com/office/word/2018/wordml" xmlns:w16du="http://schemas.microsoft.com/office/word/2023/wordml/word16du" xmlns:w16sdtdh="http://schemas.microsoft.com/office/word/2020/wordml/sdtdatahash" xmlns:w16sdtfl="http://schemas.microsoft.com/office/word/2024/wordml/sdtformatlock" xmlns:w16se="http://schemas.microsoft.com/office/word/2015/wordml/symex" xmlns:wpg="http://schemas.microsoft.com/office/word/2010/wordprocessingGroup" xmlns:wpi="http://schemas.microsoft.com/office/word/2010/wordprocessingInk" xmlns:wne="http://schemas.microsoft.com/office/word/2006/wordml" xmlns:wps="http://schemas.microsoft.com/office/word/2010/wordprocessingShape" mc:Ignorable="w14 w15 w16se w16cid w16 w16cex w16sdtdh w16sdtfl w16du wp14">
   <w:body>
     <w:p>
       <w:pPr>
-        <w:bidi/>
-        <w:jc w:val="both"/>
-        <w:rPr>
-          <w:rFonts w:ascii="Sakkal Majalla" w:hAnsi="Sakkal Majalla" w:cs="Sakkal Majalla"/>
-          <w:sz w:val="28"/>
-          <w:szCs w:val="28"/>
-          <w:rtl/>
+        <w:jc w:val="center"/>
+        <w:rPr>
+          <w:b/>
+          <w:bCs/>
+          <w:rtl/>
+          <w:lang w:bidi="ar-JO"/>
         </w:rPr>
       </w:pPr>
-      <w:hyperlink r:id="rId5" w:history="1">
-        <w:r>
-          <w:rPr>
-            <w:rStyle w:val="Hyperlink"/>
-            <w:rFonts w:ascii="Sakkal Majalla" w:hAnsi="Sakkal Majalla" w:cs="Sakkal Majalla" w:hint="cs"/>
-            <w:sz w:val="28"/>
-            <w:szCs w:val="28"/>
-            <w:rtl/>
-          </w:rPr>
-          <w:t>ما هو السجود؟</w:t>
-        </w:r>
-      </w:hyperlink>
+      <w:r>
+        <w:rPr>
+          <w:b/>
+          <w:bCs/>
+          <w:rtl/>
+          <w:lang w:bidi="ar-JO"/>
+        </w:rPr>
+        <w:fldChar w:fldCharType="begin"/>
+      </w:r>
+      <w:r>
+        <w:rPr>
+          <w:rFonts w:hint="cs"/>
+          <w:b/>
+          <w:bCs/>
+          <w:lang w:bidi="ar-JO"/>
+        </w:rPr>
+        <w:instrText>HYPERLINK</w:instrText>
+      </w:r>
+      <w:r>
+        <w:rPr>
+          <w:rFonts w:hint="cs"/>
+          <w:b/>
+          <w:bCs/>
+          <w:rtl/>
+          <w:lang w:bidi="ar-JO"/>
+        </w:rPr>
+        <w:instrText xml:space="preserve"> "</w:instrText>
+      </w:r>
+      <w:r>
+        <w:rPr>
+          <w:rFonts w:hint="cs"/>
+          <w:b/>
+          <w:bCs/>
+          <w:lang w:bidi="ar-JO"/>
+        </w:rPr>
+        <w:instrText>https://www.bibelstudium.de/articles/2388/un-weltlichkeit.html</w:instrText>
+      </w:r>
+      <w:r>
+        <w:rPr>
+          <w:rFonts w:hint="cs"/>
+          <w:b/>
+          <w:bCs/>
+          <w:rtl/>
+          <w:lang w:bidi="ar-JO"/>
+        </w:rPr>
+        <w:instrText>"</w:instrText>
+      </w:r>
+      <w:r>
+        <w:rPr>
+          <w:b/>
+          <w:bCs/>
+          <w:rtl/>
+          <w:lang w:bidi="ar-JO"/>
+        </w:rPr>
+      </w:r>
+      <w:r>
+        <w:rPr>
+          <w:b/>
+          <w:bCs/>
+          <w:rtl/>
+          <w:lang w:bidi="ar-JO"/>
+        </w:rPr>
+        <w:fldChar w:fldCharType="separate"/>
+      </w:r>
+      <w:r>
+        <w:rPr>
+          <w:rStyle w:val="Hyperlink"/>
+          <w:rFonts w:hint="cs"/>
+          <w:b/>
+          <w:bCs/>
+          <w:rtl/>
+          <w:lang w:bidi="ar-JO"/>
+        </w:rPr>
+        <w:t>خارج مجال القيم العالمية</w:t>
+      </w:r>
+      <w:r>
+        <w:rPr>
+          <w:b/>
+          <w:bCs/>
+          <w:rtl/>
+          <w:lang w:bidi="ar-JO"/>
+        </w:rPr>
+        <w:fldChar w:fldCharType="end"/>
+      </w:r>
     </w:p>
     <w:p>
       <w:pPr>
-        <w:bidi/>
-        <w:jc w:val="both"/>
-        <w:rPr>
-          <w:rFonts w:ascii="Sakkal Majalla" w:hAnsi="Sakkal Majalla" w:cs="Sakkal Majalla"/>
-          <w:sz w:val="28"/>
-          <w:szCs w:val="28"/>
-          <w:rtl/>
+        <w:bidi w:val="0"/>
+        <w:rPr>
+          <w:b/>
+          <w:bCs/>
+          <w:sz w:val="22"/>
+          <w:szCs w:val="22"/>
+          <w:rtl/>
+          <w:lang w:bidi="ar-JO"/>
         </w:rPr>
       </w:pPr>
       <w:r>
         <w:rPr>
-          <w:rFonts w:ascii="Sakkal Majalla" w:hAnsi="Sakkal Majalla" w:cs="Sakkal Majalla" w:hint="cs"/>
-          <w:sz w:val="28"/>
-          <w:szCs w:val="28"/>
-          <w:rtl/>
+          <w:rFonts w:hint="cs"/>
+          <w:b/>
+          <w:bCs/>
+          <w:sz w:val="22"/>
+          <w:szCs w:val="22"/>
+          <w:rtl/>
+          <w:lang w:bidi="ar-JO"/>
         </w:rPr>
         <w:t>يوحنا داربي</w:t>
       </w:r>
     </w:p>
     <w:p>
       <w:pPr>
-        <w:bidi/>
-        <w:jc w:val="both"/>
-        <w:rPr>
-          <w:rFonts w:ascii="Sakkal Majalla" w:hAnsi="Sakkal Majalla" w:cs="Sakkal Majalla"/>
-          <w:sz w:val="28"/>
-          <w:szCs w:val="28"/>
-          <w:rtl/>
-          <w:lang w:val="en-US"/>
+        <w:rPr>
+          <w:rtl/>
+          <w:lang w:bidi="ar-JO"/>
         </w:rPr>
       </w:pPr>
       <w:r>
         <w:rPr>
-          <w:rFonts w:ascii="Sakkal Majalla" w:hAnsi="Sakkal Majalla" w:cs="Sakkal Majalla" w:hint="cs"/>
-          <w:sz w:val="28"/>
-          <w:szCs w:val="28"/>
-          <w:rtl/>
-          <w:lang w:val="en-US"/>
-        </w:rPr>
-        <w:t>السجود هو التعجب المندهش والإكرام المليء بالمحبة لله المُقدم له على أساس ما هو في ذاته وفيما يكونه لأجل المقتربين منه.</w:t>
+          <w:rFonts w:hint="cs"/>
+          <w:rtl/>
+          <w:lang w:bidi="ar-JO"/>
+        </w:rPr>
+        <w:t xml:space="preserve">إن غاية الشيطان الأساسية في أيامنا التي يبذل كل جهوده </w:t>
+      </w:r>
+      <w:r>
+        <w:rPr>
+          <w:rFonts w:hint="cs"/>
+          <w:rtl/>
+          <w:lang w:bidi="ar-JO"/>
+        </w:rPr>
+        <w:t>من أجله</w:t>
+      </w:r>
+      <w:r>
+        <w:rPr>
+          <w:rFonts w:hint="cs"/>
+          <w:rtl/>
+          <w:lang w:bidi="ar-JO"/>
+        </w:rPr>
+        <w:t xml:space="preserve"> تعتمد على توحيد ومزج الاعتراف بأسمى حق وأقدسه بالقيَم العالمية. فكم نجح في هذا الأمر؟</w:t>
       </w:r>
     </w:p>
     <w:p>
       <w:pPr>
-        <w:bidi/>
-        <w:jc w:val="both"/>
-        <w:rPr>
-          <w:rFonts w:ascii="Sakkal Majalla" w:hAnsi="Sakkal Majalla" w:cs="Sakkal Majalla"/>
-          <w:sz w:val="28"/>
-          <w:szCs w:val="28"/>
-          <w:rtl/>
-          <w:lang w:val="en-US"/>
+        <w:rPr>
+          <w:rtl/>
+          <w:lang w:bidi="ar-JO"/>
         </w:rPr>
       </w:pPr>
       <w:r>
         <w:rPr>
-          <w:rFonts w:ascii="Sakkal Majalla" w:hAnsi="Sakkal Majalla" w:cs="Sakkal Majalla" w:hint="cs"/>
-          <w:sz w:val="28"/>
-          <w:szCs w:val="28"/>
-          <w:rtl/>
-          <w:lang w:val="en-US"/>
-        </w:rPr>
-        <w:t>إنه مشغولية السماء وامتياز مبارك وثمين لنا نحن على الأرض. إنه يُقدّم مع مشاركة الآخرين. ولا أريد أن أستثني الاحتمال، بأن المؤمن الفرد الذي يعيش بعيدًا عن المؤمنين الآخرين، يستطيع أن يسجد، غير أن السجود هو الإجلال والإكرام الذي تقدمه الملائكة أو الناس معًا ل</w:t>
-      </w:r>
-      <w:bookmarkStart w:id="0" w:name="_GoBack"/>
-      <w:bookmarkEnd w:id="0"/>
-      <w:r>
-        <w:rPr>
-          <w:rFonts w:ascii="Sakkal Majalla" w:hAnsi="Sakkal Majalla" w:cs="Sakkal Majalla" w:hint="cs"/>
-          <w:sz w:val="28"/>
-          <w:szCs w:val="28"/>
-          <w:rtl/>
-          <w:lang w:val="en-US"/>
-        </w:rPr>
-        <w:t>له. هذه المشاركة معًا هي من ضمن جوهر السجود، لأن بركاتنا هي بركات مشتركة لجميعنا؛ والفرح الذي أفرحه ببركة الآخرين، هو جزء من فرحي أنا. بركتهم تشكل جزءً من النعمة التي يرحب بها قلبي؛ والمحبة، والتي هي مصدر لكل شيء، ستكون ناقصة إن كنت لا أفرح ببركة الآخرين. إن كنت لا أبارك الله على ذلك، لا أكون أُهلاً بأن أسجد؛ لأنه أن أبارك الله يشترط بأن أشعر بمحبته في أعماقي وأن أُرجع له صدى محبتي.</w:t>
+          <w:rFonts w:hint="cs"/>
+          <w:rtl/>
+          <w:lang w:bidi="ar-JO"/>
+        </w:rPr>
+        <w:t>إن المسيحيين من حولنا يتوقعون وبحق انعدام القيم العالمية البارزة فيه فيمَن يفتخرون ويعترفون بحق رفيع القيمة بأنهم يحبون المسيح من قلوبهم. فهل يجدون فينا مثل هذه القيم التي ليست في هذا العالم؟</w:t>
       </w:r>
     </w:p>
     <w:p>
       <w:pPr>
-        <w:bidi/>
-        <w:jc w:val="both"/>
-        <w:rPr>
-          <w:rFonts w:ascii="Sakkal Majalla" w:hAnsi="Sakkal Majalla" w:cs="Sakkal Majalla"/>
-          <w:sz w:val="28"/>
-          <w:szCs w:val="28"/>
-          <w:rtl/>
-          <w:lang w:val="en-US"/>
+        <w:rPr>
+          <w:rtl/>
+          <w:lang w:bidi="ar-JO"/>
         </w:rPr>
       </w:pPr>
       <w:r>
         <w:rPr>
-          <w:rFonts w:ascii="Sakkal Majalla" w:hAnsi="Sakkal Majalla" w:cs="Sakkal Majalla" w:hint="cs"/>
-          <w:sz w:val="28"/>
-          <w:szCs w:val="28"/>
-          <w:rtl/>
-          <w:lang w:val="en-US"/>
-        </w:rPr>
-        <w:t>السجود هو فيض القلوب التي تعرفت على الله الآب السخي العظيم، التي تعرف الابن الذي صارت عطية الله فيه نصيبًا لها، والتي فيها الروح القدس هو نبع المياه الحية التي تنبع إلى حياة أبدية وبالتالي تعود بفيضها إلى مصدرها في سُبح وشكر أولاد الله (يوحنا 4: 10، 14: 23). الساجدون يعلمون بأنهم مخلّصين ومقدّسين بمشيئة الله. بقربان المسيح تطهّر ضميرهم بالكامل، والروح القدس يشهد لهم: "</w:t>
-      </w:r>
-      <w:r>
-        <w:rPr>
-          <w:rFonts w:ascii="Sakkal Majalla" w:hAnsi="Sakkal Majalla" w:cs="Sakkal Majalla"/>
-          <w:sz w:val="28"/>
-          <w:szCs w:val="28"/>
-          <w:rtl/>
-          <w:lang w:val="en-US"/>
-        </w:rPr>
-        <w:t>وَلَنْ أَذْكُرَ خَطَايَاهُمْ وَتَعَدِّيَاتِهِمْ فِي مَا بَعْدُ».</w:t>
-      </w:r>
-      <w:r>
-        <w:rPr>
-          <w:rFonts w:ascii="Sakkal Majalla" w:hAnsi="Sakkal Majalla" w:cs="Sakkal Majalla" w:hint="cs"/>
-          <w:sz w:val="28"/>
-          <w:szCs w:val="28"/>
-          <w:rtl/>
-          <w:lang w:val="en-US"/>
-        </w:rPr>
-        <w:t>" (عبرانيين 10: 17).</w:t>
+          <w:rFonts w:hint="cs"/>
+          <w:rtl/>
+          <w:lang w:bidi="ar-JO"/>
+        </w:rPr>
+        <w:t xml:space="preserve">تحذروا جميعكم يا مَن تتعاملون مع "عالمٍ مصلوب" (انظر </w:t>
+      </w:r>
+      <w:proofErr w:type="spellStart"/>
+      <w:r>
+        <w:rPr>
+          <w:rFonts w:hint="cs"/>
+          <w:rtl/>
+          <w:lang w:bidi="ar-JO"/>
+        </w:rPr>
+        <w:t>غلاطية</w:t>
+      </w:r>
+      <w:proofErr w:type="spellEnd"/>
+      <w:r>
+        <w:rPr>
+          <w:rFonts w:hint="cs"/>
+          <w:rtl/>
+          <w:lang w:bidi="ar-JO"/>
+        </w:rPr>
+        <w:t xml:space="preserve"> 6: 14)! فالشيء الوحيد الذي قد يمنع بأن تُداس الحقائق التي لنا تحت الأقدام وتُحتقر، هو أن شهو</w:t>
+      </w:r>
+      <w:r>
+        <w:rPr>
+          <w:rFonts w:hint="cs"/>
+          <w:rtl/>
+          <w:lang w:bidi="ar-JO"/>
+        </w:rPr>
+        <w:t>دها يُظهرون في سلوكهم بأنهم "ليسوا من العالم"، كما أن المسيح لم يكن من العالم.</w:t>
       </w:r>
     </w:p>
     <w:p>
       <w:pPr>
-        <w:bidi/>
-        <w:jc w:val="center"/>
-        <w:rPr>
-          <w:rFonts w:ascii="Sakkal Majalla" w:hAnsi="Sakkal Majalla" w:cs="Sakkal Majalla" w:hint="cs"/>
-          <w:sz w:val="28"/>
-          <w:szCs w:val="28"/>
-          <w:lang w:val="en-US"/>
+        <w:rPr>
+          <w:rtl/>
+          <w:lang w:bidi="ar-JO"/>
         </w:rPr>
       </w:pPr>
       <w:r>
         <w:rPr>
-          <w:rFonts w:ascii="Sakkal Majalla" w:hAnsi="Sakkal Majalla" w:cs="Sakkal Majalla" w:hint="cs"/>
-          <w:sz w:val="28"/>
-          <w:szCs w:val="28"/>
-          <w:rtl/>
-          <w:lang w:val="en-US"/>
-        </w:rPr>
-        <w:t>-</w:t>
-      </w:r>
-      <w:r>
-        <w:rPr>
-          <w:rFonts w:ascii="Sakkal Majalla" w:hAnsi="Sakkal Majalla" w:cs="Sakkal Majalla" w:hint="cs"/>
-          <w:sz w:val="28"/>
-          <w:szCs w:val="28"/>
-          <w:rtl/>
-          <w:lang w:val="en-US"/>
-        </w:rPr>
-        <w:t xml:space="preserve"> </w:t>
-      </w:r>
-      <w:r>
-        <w:rPr>
-          <w:rFonts w:ascii="Sakkal Majalla" w:hAnsi="Sakkal Majalla" w:cs="Sakkal Majalla" w:hint="cs"/>
-          <w:sz w:val="28"/>
-          <w:szCs w:val="28"/>
-          <w:rtl/>
-          <w:lang w:val="en-US"/>
-        </w:rPr>
-        <w:t>تم -</w:t>
+          <w:rFonts w:hint="cs"/>
+          <w:rtl/>
+          <w:lang w:bidi="ar-JO"/>
+        </w:rPr>
+        <w:t xml:space="preserve">إلا أن الانشغال بالشر ليس هو السبيل لتحسين الأمور. فالانشغال به (بالرب) والإخلاص له وحدهما القادران على إظهار القيَم </w:t>
+      </w:r>
+      <w:r>
+        <w:rPr>
+          <w:rFonts w:hint="cs"/>
+          <w:rtl/>
+          <w:lang w:bidi="ar-JO"/>
+        </w:rPr>
+        <w:t>غير الموجودة</w:t>
+      </w:r>
+      <w:r>
+        <w:rPr>
+          <w:rFonts w:hint="cs"/>
+          <w:rtl/>
+          <w:lang w:bidi="ar-JO"/>
+        </w:rPr>
+        <w:t xml:space="preserve"> في العالم، وإلا فسيُستبدل الشر بآخر، وفي النهاية سيختفي وراء ظواهر صارمة اكتفاء ذاتي الذي هو أيضًا ضد روح المسيح كفكر العالم وتصرف العالم.</w:t>
+      </w:r>
+    </w:p>
+    <w:p>
+      <w:pPr>
+        <w:rPr>
+          <w:rFonts w:hint="cs"/>
+          <w:lang w:bidi="ar-JO"/>
+        </w:rPr>
+      </w:pPr>
+      <w:r>
+        <w:rPr>
+          <w:rFonts w:hint="cs"/>
+          <w:rtl/>
+          <w:lang w:bidi="ar-JO"/>
+        </w:rPr>
+        <w:t>إن كان المسيح هو الدافع لقيمنا التي ليست في العالم، عندها كل شيء سيكون على حق. وإن كان هو الأنا الذي فينا</w:t>
+      </w:r>
+      <w:r>
+        <w:rPr>
+          <w:rFonts w:hint="cs"/>
+          <w:rtl/>
+          <w:lang w:bidi="ar-JO"/>
+        </w:rPr>
+        <w:t xml:space="preserve">، فلا نفع فيها، لأن الأنا الذي فينا هو أيضًا بعيد كل البُعد عن المسيح مثل العالم. فهو لا يريد لا أديرة رهبان ولا مناسك، وإنما قلوب تشعر بتيتمها مشتاقة لرب غائب </w:t>
+      </w:r>
+      <w:r>
+        <w:rPr>
+          <w:rtl/>
+          <w:lang w:bidi="ar-JO"/>
+        </w:rPr>
+        <w:t>–</w:t>
+      </w:r>
+      <w:r>
+        <w:rPr>
+          <w:rFonts w:hint="cs"/>
+          <w:rtl/>
+          <w:lang w:bidi="ar-JO"/>
+        </w:rPr>
+        <w:t xml:space="preserve"> قلوب، تبقى محفوظة بعيدًا عن محبة العالم وكل ما هو في العالم من خلال الحقيقة المسلَّمَة لهم في كل </w:t>
+      </w:r>
+      <w:r>
+        <w:rPr>
+          <w:rFonts w:hint="cs"/>
+          <w:rtl/>
+          <w:lang w:bidi="ar-JO"/>
+        </w:rPr>
+        <w:t xml:space="preserve">حين: </w:t>
+      </w:r>
+      <w:r>
+        <w:rPr>
+          <w:rFonts w:ascii="Tahoma" w:hAnsi="Tahoma" w:cs="Tahoma"/>
+          <w:sz w:val="20"/>
+          <w:szCs w:val="20"/>
+          <w:lang w:val="x-none"/>
+        </w:rPr>
+        <w:t>﻿</w:t>
+      </w:r>
+      <w:r>
+        <w:rPr>
+          <w:rFonts w:hint="cs"/>
+          <w:rtl/>
+        </w:rPr>
+        <w:t>"</w:t>
+      </w:r>
+      <w:proofErr w:type="spellStart"/>
+      <w:r>
+        <w:rPr>
+          <w:b/>
+          <w:bCs/>
+          <w:color w:val="EE0000"/>
+          <w:rtl/>
+        </w:rPr>
+        <w:t>لَيْسَ</w:t>
+      </w:r>
+      <w:proofErr w:type="spellEnd"/>
+      <w:r>
+        <w:rPr>
+          <w:b/>
+          <w:bCs/>
+          <w:color w:val="EE0000"/>
+          <w:rtl/>
+        </w:rPr>
+        <w:t xml:space="preserve"> هُوَ ههُنَا</w:t>
+      </w:r>
+      <w:r>
+        <w:rPr>
+          <w:rFonts w:hint="cs"/>
+          <w:rtl/>
+          <w:lang w:bidi="ar-JO"/>
+        </w:rPr>
+        <w:t>."</w:t>
       </w:r>
     </w:p>
     <w:sectPr>
-      <w:pgSz w:w="11906" w:h="16838"/>
-      <w:pgMar w:top="1440" w:right="1440" w:bottom="1440" w:left="1440" w:header="708" w:footer="708" w:gutter="0"/>
-      <w:cols w:space="708"/>
+      <w:pgSz w:w="12240" w:h="15840"/>
+      <w:pgMar w:top="1440" w:right="1440" w:bottom="1440" w:left="1440" w:header="720" w:footer="720" w:gutter="0"/>
+      <w:cols w:space="720"/>
       <w:docGrid w:linePitch="360"/>
     </w:sectPr>
   </w:body>
 </w:document>
 </file>
 
-<file path=word/numbering.xml><?xml version="1.0" encoding="utf-8"?>
-<w:numbering xmlns:wpc="http://schemas.microsoft.com/office/word/2010/wordprocessingCanvas" xmlns:cx="http://schemas.microsoft.com/office/drawing/2014/chartex" xmlns:cx1="http://schemas.microsoft.com/office/drawing/2015/9/8/chartex" xmlns:cx2="http://schemas.microsoft.com/office/drawing/2015/10/21/chartex" xmlns:cx3="http://schemas.microsoft.com/office/drawing/2016/5/9/chartex" xmlns:cx4="http://schemas.microsoft.com/office/drawing/2016/5/10/chartex" xmlns:cx5="http://schemas.microsoft.com/office/drawing/2016/5/11/chartex" xmlns:cx6="http://schemas.microsoft.com/office/drawing/2016/5/12/chartex" xmlns:cx7="http://schemas.microsoft.com/office/drawing/2016/5/13/chartex" xmlns:cx8="http://schemas.microsoft.com/office/drawing/2016/5/14/chartex" xmlns:mc="http://schemas.openxmlformats.org/markup-compatibility/2006" xmlns:aink="http://schemas.microsoft.com/office/drawing/2016/ink" xmlns:am3d="http://schemas.microsoft.com/office/drawing/2017/model3d" xmlns:o="urn:schemas-microsoft-com:office:office" xmlns:r="http://schemas.openxmlformats.org/officeDocument/2006/relationships" xmlns:m="http://schemas.openxmlformats.org/officeDocument/2006/math" xmlns:v="urn:schemas-microsoft-com:vml" xmlns:wp14="http://schemas.microsoft.com/office/word/2010/wordprocessingDrawing" xmlns:wp="http://schemas.openxmlformats.org/drawingml/2006/wordprocessingDrawing" xmlns:w10="urn:schemas-microsoft-com:office:word" xmlns:w="http://schemas.openxmlformats.org/wordprocessingml/2006/main" xmlns:w14="http://schemas.microsoft.com/office/word/2010/wordml" xmlns:w15="http://schemas.microsoft.com/office/word/2012/wordml" xmlns:w16cid="http://schemas.microsoft.com/office/word/2016/wordml/cid" xmlns:w16se="http://schemas.microsoft.com/office/word/2015/wordml/symex" xmlns:wpg="http://schemas.microsoft.com/office/word/2010/wordprocessingGroup" xmlns:wpi="http://schemas.microsoft.com/office/word/2010/wordprocessingInk" xmlns:wne="http://schemas.microsoft.com/office/word/2006/wordml" xmlns:wps="http://schemas.microsoft.com/office/word/2010/wordprocessingShape" mc:Ignorable="w14 w15 w16se w16cid wp14">
-  <w:abstractNum w:abstractNumId="0" w15:restartNumberingAfterBreak="0">
-    <w:nsid w:val="2077341F"/>
-    <w:multiLevelType w:val="hybridMultilevel"/>
-    <w:tmpl w:val="9DA66EC6"/>
-    <w:lvl w:ilvl="0" w:tplc="99724856">
-      <w:numFmt w:val="bullet"/>
-      <w:lvlText w:val="-"/>
-      <w:lvlJc w:val="left"/>
-      <w:pPr>
-        <w:ind w:left="720" w:hanging="360"/>
-      </w:pPr>
-      <w:rPr>
-        <w:rFonts w:ascii="Sakkal Majalla" w:eastAsiaTheme="minorHAnsi" w:hAnsi="Sakkal Majalla" w:cs="Sakkal Majalla" w:hint="default"/>
-      </w:rPr>
-    </w:lvl>
-    <w:lvl w:ilvl="1" w:tplc="20000003" w:tentative="1">
-      <w:start w:val="1"/>
-      <w:numFmt w:val="bullet"/>
-      <w:lvlText w:val="o"/>
-      <w:lvlJc w:val="left"/>
-      <w:pPr>
-        <w:ind w:left="1440" w:hanging="360"/>
-      </w:pPr>
-      <w:rPr>
-        <w:rFonts w:ascii="Courier New" w:hAnsi="Courier New" w:cs="Courier New" w:hint="default"/>
-      </w:rPr>
-    </w:lvl>
-    <w:lvl w:ilvl="2" w:tplc="20000005" w:tentative="1">
-      <w:start w:val="1"/>
-      <w:numFmt w:val="bullet"/>
-      <w:lvlText w:val=""/>
-      <w:lvlJc w:val="left"/>
-      <w:pPr>
-        <w:ind w:left="2160" w:hanging="360"/>
-      </w:pPr>
-      <w:rPr>
-        <w:rFonts w:ascii="Wingdings" w:hAnsi="Wingdings" w:hint="default"/>
-      </w:rPr>
-    </w:lvl>
-    <w:lvl w:ilvl="3" w:tplc="20000001" w:tentative="1">
-      <w:start w:val="1"/>
-      <w:numFmt w:val="bullet"/>
-      <w:lvlText w:val=""/>
-      <w:lvlJc w:val="left"/>
-      <w:pPr>
-        <w:ind w:left="2880" w:hanging="360"/>
-      </w:pPr>
-      <w:rPr>
-        <w:rFonts w:ascii="Symbol" w:hAnsi="Symbol" w:hint="default"/>
-      </w:rPr>
-    </w:lvl>
-    <w:lvl w:ilvl="4" w:tplc="20000003" w:tentative="1">
-      <w:start w:val="1"/>
-      <w:numFmt w:val="bullet"/>
-      <w:lvlText w:val="o"/>
-      <w:lvlJc w:val="left"/>
-      <w:pPr>
-        <w:ind w:left="3600" w:hanging="360"/>
-      </w:pPr>
-      <w:rPr>
-        <w:rFonts w:ascii="Courier New" w:hAnsi="Courier New" w:cs="Courier New" w:hint="default"/>
-      </w:rPr>
-    </w:lvl>
-    <w:lvl w:ilvl="5" w:tplc="20000005" w:tentative="1">
-      <w:start w:val="1"/>
-      <w:numFmt w:val="bullet"/>
-      <w:lvlText w:val=""/>
-      <w:lvlJc w:val="left"/>
-      <w:pPr>
-        <w:ind w:left="4320" w:hanging="360"/>
-      </w:pPr>
-      <w:rPr>
-        <w:rFonts w:ascii="Wingdings" w:hAnsi="Wingdings" w:hint="default"/>
-      </w:rPr>
-    </w:lvl>
-    <w:lvl w:ilvl="6" w:tplc="20000001" w:tentative="1">
-      <w:start w:val="1"/>
-      <w:numFmt w:val="bullet"/>
-      <w:lvlText w:val=""/>
-      <w:lvlJc w:val="left"/>
-      <w:pPr>
-        <w:ind w:left="5040" w:hanging="360"/>
-      </w:pPr>
-      <w:rPr>
-        <w:rFonts w:ascii="Symbol" w:hAnsi="Symbol" w:hint="default"/>
-      </w:rPr>
-    </w:lvl>
-    <w:lvl w:ilvl="7" w:tplc="20000003" w:tentative="1">
-      <w:start w:val="1"/>
-      <w:numFmt w:val="bullet"/>
-      <w:lvlText w:val="o"/>
-      <w:lvlJc w:val="left"/>
-      <w:pPr>
-        <w:ind w:left="5760" w:hanging="360"/>
-      </w:pPr>
-      <w:rPr>
-        <w:rFonts w:ascii="Courier New" w:hAnsi="Courier New" w:cs="Courier New" w:hint="default"/>
-      </w:rPr>
-    </w:lvl>
-    <w:lvl w:ilvl="8" w:tplc="20000005" w:tentative="1">
-      <w:start w:val="1"/>
-      <w:numFmt w:val="bullet"/>
-      <w:lvlText w:val=""/>
-      <w:lvlJc w:val="left"/>
-      <w:pPr>
-        <w:ind w:left="6480" w:hanging="360"/>
-      </w:pPr>
-      <w:rPr>
-        <w:rFonts w:ascii="Wingdings" w:hAnsi="Wingdings" w:hint="default"/>
-      </w:rPr>
-    </w:lvl>
-  </w:abstractNum>
-  <w:num w:numId="1">
-    <w:abstractNumId w:val="0"/>
-  </w:num>
-</w:numbering>
-</file>
-
 <file path=word/styles.xml><?xml version="1.0" encoding="utf-8"?>
-<w:styles xmlns:mc="http://schemas.openxmlformats.org/markup-compatibility/2006" xmlns:r="http://schemas.openxmlformats.org/officeDocument/2006/relationships" xmlns:w="http://schemas.openxmlformats.org/wordprocessingml/2006/main" xmlns:w14="http://schemas.microsoft.com/office/word/2010/wordml" xmlns:w15="http://schemas.microsoft.com/office/word/2012/wordml" xmlns:w16cid="http://schemas.microsoft.com/office/word/2016/wordml/cid" xmlns:w16se="http://schemas.microsoft.com/office/word/2015/wordml/symex" mc:Ignorable="w14 w15 w16se w16cid">
+<w:styles xmlns:mc="http://schemas.openxmlformats.org/markup-compatibility/2006" xmlns:r="http://schemas.openxmlformats.org/officeDocument/2006/relationships" xmlns:w="http://schemas.openxmlformats.org/wordprocessingml/2006/main" xmlns:w14="http://schemas.microsoft.com/office/word/2010/wordml" xmlns:w15="http://schemas.microsoft.com/office/word/2012/wordml" xmlns:w16cex="http://schemas.microsoft.com/office/word/2018/wordml/cex" xmlns:w16cid="http://schemas.microsoft.com/office/word/2016/wordml/cid" xmlns:w16="http://schemas.microsoft.com/office/word/2018/wordml" xmlns:w16du="http://schemas.microsoft.com/office/word/2023/wordml/word16du" xmlns:w16sdtdh="http://schemas.microsoft.com/office/word/2020/wordml/sdtdatahash" xmlns:w16sdtfl="http://schemas.microsoft.com/office/word/2024/wordml/sdtformatlock" xmlns:w16se="http://schemas.microsoft.com/office/word/2015/wordml/symex" mc:Ignorable="w14 w15 w16se w16cid w16 w16cex w16sdtdh w16sdtfl w16du">
   <w:docDefaults>
     <w:rPrDefault>
       <w:rPr>
-        <w:rFonts w:asciiTheme="minorHAnsi" w:eastAsiaTheme="minorHAnsi" w:hAnsiTheme="minorHAnsi" w:cstheme="minorBidi"/>
-        <w:sz w:val="22"/>
-        <w:szCs w:val="22"/>
-        <w:lang w:val="en-IL" w:eastAsia="en-US" w:bidi="ar-SA"/>
+        <w:rFonts w:ascii="Sakkal Majalla" w:eastAsiaTheme="minorHAnsi" w:hAnsi="Sakkal Majalla" w:cs="Sakkal Majalla"/>
+        <w:sz w:val="28"/>
+        <w:szCs w:val="28"/>
+        <w:lang w:val="en-US" w:eastAsia="en-US" w:bidi="ar-SA"/>
+        <w14:ligatures w14:val="standardContextual"/>
       </w:rPr>
     </w:rPrDefault>
     <w:pPrDefault>
       <w:pPr>
+        <w:bidi/>
         <w:spacing w:after="160" w:line="259" w:lineRule="auto"/>
+        <w:jc w:val="both"/>
       </w:pPr>
     </w:pPrDefault>
   </w:docDefaults>
@@ -718,14 +746,207 @@
   <w:style w:type="paragraph" w:default="1" w:styleId="Normal">
     <w:name w:val="Normal"/>
     <w:qFormat/>
-    <w:rPr>
-      <w:lang w:bidi="ar-EG"/>
+  </w:style>
+  <w:style w:type="paragraph" w:styleId="Heading1">
+    <w:name w:val="heading 1"/>
+    <w:basedOn w:val="Normal"/>
+    <w:next w:val="Normal"/>
+    <w:link w:val="Heading1Char"/>
+    <w:uiPriority w:val="9"/>
+    <w:qFormat/>
+    <w:rsid w:val="00C10656"/>
+    <w:pPr>
+      <w:keepNext/>
+      <w:keepLines/>
+      <w:spacing w:before="360" w:after="80"/>
+      <w:outlineLvl w:val="0"/>
+    </w:pPr>
+    <w:rPr>
+      <w:rFonts w:asciiTheme="majorHAnsi" w:eastAsiaTheme="majorEastAsia" w:hAnsiTheme="majorHAnsi" w:cstheme="majorBidi"/>
+      <w:color w:val="0F4761" w:themeColor="accent1" w:themeShade="BF"/>
+      <w:sz w:val="40"/>
+      <w:szCs w:val="40"/>
+    </w:rPr>
+  </w:style>
+  <w:style w:type="paragraph" w:styleId="Heading2">
+    <w:name w:val="heading 2"/>
+    <w:basedOn w:val="Normal"/>
+    <w:next w:val="Normal"/>
+    <w:link w:val="Heading2Char"/>
+    <w:uiPriority w:val="9"/>
+    <w:semiHidden/>
+    <w:unhideWhenUsed/>
+    <w:qFormat/>
+    <w:rsid w:val="00C10656"/>
+    <w:pPr>
+      <w:keepNext/>
+      <w:keepLines/>
+      <w:spacing w:before="160" w:after="80"/>
+      <w:outlineLvl w:val="1"/>
+    </w:pPr>
+    <w:rPr>
+      <w:rFonts w:asciiTheme="majorHAnsi" w:eastAsiaTheme="majorEastAsia" w:hAnsiTheme="majorHAnsi" w:cstheme="majorBidi"/>
+      <w:color w:val="0F4761" w:themeColor="accent1" w:themeShade="BF"/>
+      <w:sz w:val="32"/>
+      <w:szCs w:val="32"/>
+    </w:rPr>
+  </w:style>
+  <w:style w:type="paragraph" w:styleId="Heading3">
+    <w:name w:val="heading 3"/>
+    <w:basedOn w:val="Normal"/>
+    <w:next w:val="Normal"/>
+    <w:link w:val="Heading3Char"/>
+    <w:uiPriority w:val="9"/>
+    <w:semiHidden/>
+    <w:unhideWhenUsed/>
+    <w:qFormat/>
+    <w:rsid w:val="00C10656"/>
+    <w:pPr>
+      <w:keepNext/>
+      <w:keepLines/>
+      <w:spacing w:before="160" w:after="80"/>
+      <w:outlineLvl w:val="2"/>
+    </w:pPr>
+    <w:rPr>
+      <w:rFonts w:asciiTheme="minorHAnsi" w:eastAsiaTheme="majorEastAsia" w:hAnsiTheme="minorHAnsi" w:cstheme="majorBidi"/>
+      <w:color w:val="0F4761" w:themeColor="accent1" w:themeShade="BF"/>
+    </w:rPr>
+  </w:style>
+  <w:style w:type="paragraph" w:styleId="Heading4">
+    <w:name w:val="heading 4"/>
+    <w:basedOn w:val="Normal"/>
+    <w:next w:val="Normal"/>
+    <w:link w:val="Heading4Char"/>
+    <w:uiPriority w:val="9"/>
+    <w:semiHidden/>
+    <w:unhideWhenUsed/>
+    <w:qFormat/>
+    <w:rsid w:val="00C10656"/>
+    <w:pPr>
+      <w:keepNext/>
+      <w:keepLines/>
+      <w:spacing w:before="80" w:after="40"/>
+      <w:outlineLvl w:val="3"/>
+    </w:pPr>
+    <w:rPr>
+      <w:rFonts w:asciiTheme="minorHAnsi" w:eastAsiaTheme="majorEastAsia" w:hAnsiTheme="minorHAnsi" w:cstheme="majorBidi"/>
+      <w:i/>
+      <w:iCs/>
+      <w:color w:val="0F4761" w:themeColor="accent1" w:themeShade="BF"/>
+    </w:rPr>
+  </w:style>
+  <w:style w:type="paragraph" w:styleId="Heading5">
+    <w:name w:val="heading 5"/>
+    <w:basedOn w:val="Normal"/>
+    <w:next w:val="Normal"/>
+    <w:link w:val="Heading5Char"/>
+    <w:uiPriority w:val="9"/>
+    <w:semiHidden/>
+    <w:unhideWhenUsed/>
+    <w:qFormat/>
+    <w:rsid w:val="00C10656"/>
+    <w:pPr>
+      <w:keepNext/>
+      <w:keepLines/>
+      <w:spacing w:before="80" w:after="40"/>
+      <w:outlineLvl w:val="4"/>
+    </w:pPr>
+    <w:rPr>
+      <w:rFonts w:asciiTheme="minorHAnsi" w:eastAsiaTheme="majorEastAsia" w:hAnsiTheme="minorHAnsi" w:cstheme="majorBidi"/>
+      <w:color w:val="0F4761" w:themeColor="accent1" w:themeShade="BF"/>
+    </w:rPr>
+  </w:style>
+  <w:style w:type="paragraph" w:styleId="Heading6">
+    <w:name w:val="heading 6"/>
+    <w:basedOn w:val="Normal"/>
+    <w:next w:val="Normal"/>
+    <w:link w:val="Heading6Char"/>
+    <w:uiPriority w:val="9"/>
+    <w:semiHidden/>
+    <w:unhideWhenUsed/>
+    <w:qFormat/>
+    <w:rsid w:val="00C10656"/>
+    <w:pPr>
+      <w:keepNext/>
+      <w:keepLines/>
+      <w:spacing w:before="40" w:after="0"/>
+      <w:outlineLvl w:val="5"/>
+    </w:pPr>
+    <w:rPr>
+      <w:rFonts w:asciiTheme="minorHAnsi" w:eastAsiaTheme="majorEastAsia" w:hAnsiTheme="minorHAnsi" w:cstheme="majorBidi"/>
+      <w:i/>
+      <w:iCs/>
+      <w:color w:val="595959" w:themeColor="text1" w:themeTint="A6"/>
+    </w:rPr>
+  </w:style>
+  <w:style w:type="paragraph" w:styleId="Heading7">
+    <w:name w:val="heading 7"/>
+    <w:basedOn w:val="Normal"/>
+    <w:next w:val="Normal"/>
+    <w:link w:val="Heading7Char"/>
+    <w:uiPriority w:val="9"/>
+    <w:semiHidden/>
+    <w:unhideWhenUsed/>
+    <w:qFormat/>
+    <w:rsid w:val="00C10656"/>
+    <w:pPr>
+      <w:keepNext/>
+      <w:keepLines/>
+      <w:spacing w:before="40" w:after="0"/>
+      <w:outlineLvl w:val="6"/>
+    </w:pPr>
+    <w:rPr>
+      <w:rFonts w:asciiTheme="minorHAnsi" w:eastAsiaTheme="majorEastAsia" w:hAnsiTheme="minorHAnsi" w:cstheme="majorBidi"/>
+      <w:color w:val="595959" w:themeColor="text1" w:themeTint="A6"/>
+    </w:rPr>
+  </w:style>
+  <w:style w:type="paragraph" w:styleId="Heading8">
+    <w:name w:val="heading 8"/>
+    <w:basedOn w:val="Normal"/>
+    <w:next w:val="Normal"/>
+    <w:link w:val="Heading8Char"/>
+    <w:uiPriority w:val="9"/>
+    <w:semiHidden/>
+    <w:unhideWhenUsed/>
+    <w:qFormat/>
+    <w:rsid w:val="00C10656"/>
+    <w:pPr>
+      <w:keepNext/>
+      <w:keepLines/>
+      <w:spacing w:after="0"/>
+      <w:outlineLvl w:val="7"/>
+    </w:pPr>
+    <w:rPr>
+      <w:rFonts w:asciiTheme="minorHAnsi" w:eastAsiaTheme="majorEastAsia" w:hAnsiTheme="minorHAnsi" w:cstheme="majorBidi"/>
+      <w:i/>
+      <w:iCs/>
+      <w:color w:val="272727" w:themeColor="text1" w:themeTint="D8"/>
+    </w:rPr>
+  </w:style>
+  <w:style w:type="paragraph" w:styleId="Heading9">
+    <w:name w:val="heading 9"/>
+    <w:basedOn w:val="Normal"/>
+    <w:next w:val="Normal"/>
+    <w:link w:val="Heading9Char"/>
+    <w:uiPriority w:val="9"/>
+    <w:semiHidden/>
+    <w:unhideWhenUsed/>
+    <w:qFormat/>
+    <w:rsid w:val="00C10656"/>
+    <w:pPr>
+      <w:keepNext/>
+      <w:keepLines/>
+      <w:spacing w:after="0"/>
+      <w:outlineLvl w:val="8"/>
+    </w:pPr>
+    <w:rPr>
+      <w:rFonts w:asciiTheme="minorHAnsi" w:eastAsiaTheme="majorEastAsia" w:hAnsiTheme="minorHAnsi" w:cstheme="majorBidi"/>
+      <w:color w:val="272727" w:themeColor="text1" w:themeTint="D8"/>
     </w:rPr>
   </w:style>
   <w:style w:type="character" w:default="1" w:styleId="DefaultParagraphFont">
     <w:name w:val="Default Paragraph Font"/>
     <w:uiPriority w:val="1"/>
-    <w:semiHidden/>
     <w:unhideWhenUsed/>
   </w:style>
   <w:style w:type="table" w:default="1" w:styleId="TableNormal">
@@ -749,14 +970,302 @@
     <w:semiHidden/>
     <w:unhideWhenUsed/>
   </w:style>
+  <w:style w:type="character" w:customStyle="1" w:styleId="Heading1Char">
+    <w:name w:val="Heading 1 Char"/>
+    <w:basedOn w:val="DefaultParagraphFont"/>
+    <w:link w:val="Heading1"/>
+    <w:uiPriority w:val="9"/>
+    <w:rsid w:val="00C10656"/>
+    <w:rPr>
+      <w:rFonts w:asciiTheme="majorHAnsi" w:eastAsiaTheme="majorEastAsia" w:hAnsiTheme="majorHAnsi" w:cstheme="majorBidi"/>
+      <w:color w:val="0F4761" w:themeColor="accent1" w:themeShade="BF"/>
+      <w:sz w:val="40"/>
+      <w:szCs w:val="40"/>
+    </w:rPr>
+  </w:style>
+  <w:style w:type="character" w:customStyle="1" w:styleId="Heading2Char">
+    <w:name w:val="Heading 2 Char"/>
+    <w:basedOn w:val="DefaultParagraphFont"/>
+    <w:link w:val="Heading2"/>
+    <w:uiPriority w:val="9"/>
+    <w:semiHidden/>
+    <w:rsid w:val="00C10656"/>
+    <w:rPr>
+      <w:rFonts w:asciiTheme="majorHAnsi" w:eastAsiaTheme="majorEastAsia" w:hAnsiTheme="majorHAnsi" w:cstheme="majorBidi"/>
+      <w:color w:val="0F4761" w:themeColor="accent1" w:themeShade="BF"/>
+      <w:sz w:val="32"/>
+      <w:szCs w:val="32"/>
+    </w:rPr>
+  </w:style>
+  <w:style w:type="character" w:customStyle="1" w:styleId="Heading3Char">
+    <w:name w:val="Heading 3 Char"/>
+    <w:basedOn w:val="DefaultParagraphFont"/>
+    <w:link w:val="Heading3"/>
+    <w:uiPriority w:val="9"/>
+    <w:semiHidden/>
+    <w:rsid w:val="00C10656"/>
+    <w:rPr>
+      <w:rFonts w:asciiTheme="minorHAnsi" w:eastAsiaTheme="majorEastAsia" w:hAnsiTheme="minorHAnsi" w:cstheme="majorBidi"/>
+      <w:color w:val="0F4761" w:themeColor="accent1" w:themeShade="BF"/>
+      <w:sz w:val="28"/>
+      <w:szCs w:val="28"/>
+    </w:rPr>
+  </w:style>
+  <w:style w:type="character" w:customStyle="1" w:styleId="Heading4Char">
+    <w:name w:val="Heading 4 Char"/>
+    <w:basedOn w:val="DefaultParagraphFont"/>
+    <w:link w:val="Heading4"/>
+    <w:uiPriority w:val="9"/>
+    <w:semiHidden/>
+    <w:rsid w:val="00C10656"/>
+    <w:rPr>
+      <w:rFonts w:asciiTheme="minorHAnsi" w:eastAsiaTheme="majorEastAsia" w:hAnsiTheme="minorHAnsi" w:cstheme="majorBidi"/>
+      <w:i/>
+      <w:iCs/>
+      <w:color w:val="0F4761" w:themeColor="accent1" w:themeShade="BF"/>
+    </w:rPr>
+  </w:style>
+  <w:style w:type="character" w:customStyle="1" w:styleId="Heading5Char">
+    <w:name w:val="Heading 5 Char"/>
+    <w:basedOn w:val="DefaultParagraphFont"/>
+    <w:link w:val="Heading5"/>
+    <w:uiPriority w:val="9"/>
+    <w:semiHidden/>
+    <w:rsid w:val="00C10656"/>
+    <w:rPr>
+      <w:rFonts w:asciiTheme="minorHAnsi" w:eastAsiaTheme="majorEastAsia" w:hAnsiTheme="minorHAnsi" w:cstheme="majorBidi"/>
+      <w:color w:val="0F4761" w:themeColor="accent1" w:themeShade="BF"/>
+    </w:rPr>
+  </w:style>
+  <w:style w:type="character" w:customStyle="1" w:styleId="Heading6Char">
+    <w:name w:val="Heading 6 Char"/>
+    <w:basedOn w:val="DefaultParagraphFont"/>
+    <w:link w:val="Heading6"/>
+    <w:uiPriority w:val="9"/>
+    <w:semiHidden/>
+    <w:rsid w:val="00C10656"/>
+    <w:rPr>
+      <w:rFonts w:asciiTheme="minorHAnsi" w:eastAsiaTheme="majorEastAsia" w:hAnsiTheme="minorHAnsi" w:cstheme="majorBidi"/>
+      <w:i/>
+      <w:iCs/>
+      <w:color w:val="595959" w:themeColor="text1" w:themeTint="A6"/>
+    </w:rPr>
+  </w:style>
+  <w:style w:type="character" w:customStyle="1" w:styleId="Heading7Char">
+    <w:name w:val="Heading 7 Char"/>
+    <w:basedOn w:val="DefaultParagraphFont"/>
+    <w:link w:val="Heading7"/>
+    <w:uiPriority w:val="9"/>
+    <w:semiHidden/>
+    <w:rsid w:val="00C10656"/>
+    <w:rPr>
+      <w:rFonts w:asciiTheme="minorHAnsi" w:eastAsiaTheme="majorEastAsia" w:hAnsiTheme="minorHAnsi" w:cstheme="majorBidi"/>
+      <w:color w:val="595959" w:themeColor="text1" w:themeTint="A6"/>
+    </w:rPr>
+  </w:style>
+  <w:style w:type="character" w:customStyle="1" w:styleId="Heading8Char">
+    <w:name w:val="Heading 8 Char"/>
+    <w:basedOn w:val="DefaultParagraphFont"/>
+    <w:link w:val="Heading8"/>
+    <w:uiPriority w:val="9"/>
+    <w:semiHidden/>
+    <w:rsid w:val="00C10656"/>
+    <w:rPr>
+      <w:rFonts w:asciiTheme="minorHAnsi" w:eastAsiaTheme="majorEastAsia" w:hAnsiTheme="minorHAnsi" w:cstheme="majorBidi"/>
+      <w:i/>
+      <w:iCs/>
+      <w:color w:val="272727" w:themeColor="text1" w:themeTint="D8"/>
+    </w:rPr>
+  </w:style>
+  <w:style w:type="character" w:customStyle="1" w:styleId="Heading9Char">
+    <w:name w:val="Heading 9 Char"/>
+    <w:basedOn w:val="DefaultParagraphFont"/>
+    <w:link w:val="Heading9"/>
+    <w:uiPriority w:val="9"/>
+    <w:semiHidden/>
+    <w:rsid w:val="00C10656"/>
+    <w:rPr>
+      <w:rFonts w:asciiTheme="minorHAnsi" w:eastAsiaTheme="majorEastAsia" w:hAnsiTheme="minorHAnsi" w:cstheme="majorBidi"/>
+      <w:color w:val="272727" w:themeColor="text1" w:themeTint="D8"/>
+    </w:rPr>
+  </w:style>
+  <w:style w:type="paragraph" w:styleId="Title">
+    <w:name w:val="Title"/>
+    <w:basedOn w:val="Normal"/>
+    <w:next w:val="Normal"/>
+    <w:link w:val="TitleChar"/>
+    <w:uiPriority w:val="10"/>
+    <w:qFormat/>
+    <w:rsid w:val="00C10656"/>
+    <w:pPr>
+      <w:spacing w:after="80" w:line="240" w:lineRule="auto"/>
+      <w:contextualSpacing/>
+    </w:pPr>
+    <w:rPr>
+      <w:rFonts w:asciiTheme="majorHAnsi" w:eastAsiaTheme="majorEastAsia" w:hAnsiTheme="majorHAnsi" w:cstheme="majorBidi"/>
+      <w:spacing w:val="-10"/>
+      <w:kern w:val="28"/>
+      <w:sz w:val="56"/>
+      <w:szCs w:val="56"/>
+    </w:rPr>
+  </w:style>
+  <w:style w:type="character" w:customStyle="1" w:styleId="TitleChar">
+    <w:name w:val="Title Char"/>
+    <w:basedOn w:val="DefaultParagraphFont"/>
+    <w:link w:val="Title"/>
+    <w:uiPriority w:val="10"/>
+    <w:rsid w:val="00C10656"/>
+    <w:rPr>
+      <w:rFonts w:asciiTheme="majorHAnsi" w:eastAsiaTheme="majorEastAsia" w:hAnsiTheme="majorHAnsi" w:cstheme="majorBidi"/>
+      <w:spacing w:val="-10"/>
+      <w:kern w:val="28"/>
+      <w:sz w:val="56"/>
+      <w:szCs w:val="56"/>
+    </w:rPr>
+  </w:style>
+  <w:style w:type="paragraph" w:styleId="Subtitle">
+    <w:name w:val="Subtitle"/>
+    <w:basedOn w:val="Normal"/>
+    <w:next w:val="Normal"/>
+    <w:link w:val="SubtitleChar"/>
+    <w:uiPriority w:val="11"/>
+    <w:qFormat/>
+    <w:rsid w:val="00C10656"/>
+    <w:pPr>
+      <w:numPr>
+        <w:ilvl w:val="1"/>
+      </w:numPr>
+    </w:pPr>
+    <w:rPr>
+      <w:rFonts w:asciiTheme="minorHAnsi" w:eastAsiaTheme="majorEastAsia" w:hAnsiTheme="minorHAnsi" w:cstheme="majorBidi"/>
+      <w:color w:val="595959" w:themeColor="text1" w:themeTint="A6"/>
+      <w:spacing w:val="15"/>
+    </w:rPr>
+  </w:style>
+  <w:style w:type="character" w:customStyle="1" w:styleId="SubtitleChar">
+    <w:name w:val="Subtitle Char"/>
+    <w:basedOn w:val="DefaultParagraphFont"/>
+    <w:link w:val="Subtitle"/>
+    <w:uiPriority w:val="11"/>
+    <w:rsid w:val="00C10656"/>
+    <w:rPr>
+      <w:rFonts w:asciiTheme="minorHAnsi" w:eastAsiaTheme="majorEastAsia" w:hAnsiTheme="minorHAnsi" w:cstheme="majorBidi"/>
+      <w:color w:val="595959" w:themeColor="text1" w:themeTint="A6"/>
+      <w:spacing w:val="15"/>
+      <w:sz w:val="28"/>
+      <w:szCs w:val="28"/>
+    </w:rPr>
+  </w:style>
+  <w:style w:type="paragraph" w:styleId="Quote">
+    <w:name w:val="Quote"/>
+    <w:basedOn w:val="Normal"/>
+    <w:next w:val="Normal"/>
+    <w:link w:val="QuoteChar"/>
+    <w:uiPriority w:val="29"/>
+    <w:qFormat/>
+    <w:rsid w:val="00C10656"/>
+    <w:pPr>
+      <w:spacing w:before="160"/>
+      <w:jc w:val="center"/>
+    </w:pPr>
+    <w:rPr>
+      <w:i/>
+      <w:iCs/>
+      <w:color w:val="404040" w:themeColor="text1" w:themeTint="BF"/>
+    </w:rPr>
+  </w:style>
+  <w:style w:type="character" w:customStyle="1" w:styleId="QuoteChar">
+    <w:name w:val="Quote Char"/>
+    <w:basedOn w:val="DefaultParagraphFont"/>
+    <w:link w:val="Quote"/>
+    <w:uiPriority w:val="29"/>
+    <w:rsid w:val="00C10656"/>
+    <w:rPr>
+      <w:i/>
+      <w:iCs/>
+      <w:color w:val="404040" w:themeColor="text1" w:themeTint="BF"/>
+    </w:rPr>
+  </w:style>
+  <w:style w:type="paragraph" w:styleId="ListParagraph">
+    <w:name w:val="List Paragraph"/>
+    <w:basedOn w:val="Normal"/>
+    <w:uiPriority w:val="34"/>
+    <w:qFormat/>
+    <w:rsid w:val="00C10656"/>
+    <w:pPr>
+      <w:ind w:left="720"/>
+      <w:contextualSpacing/>
+    </w:pPr>
+  </w:style>
+  <w:style w:type="character" w:styleId="IntenseEmphasis">
+    <w:name w:val="Intense Emphasis"/>
+    <w:basedOn w:val="DefaultParagraphFont"/>
+    <w:uiPriority w:val="21"/>
+    <w:qFormat/>
+    <w:rsid w:val="00C10656"/>
+    <w:rPr>
+      <w:i/>
+      <w:iCs/>
+      <w:color w:val="0F4761" w:themeColor="accent1" w:themeShade="BF"/>
+    </w:rPr>
+  </w:style>
+  <w:style w:type="paragraph" w:styleId="IntenseQuote">
+    <w:name w:val="Intense Quote"/>
+    <w:basedOn w:val="Normal"/>
+    <w:next w:val="Normal"/>
+    <w:link w:val="IntenseQuoteChar"/>
+    <w:uiPriority w:val="30"/>
+    <w:qFormat/>
+    <w:rsid w:val="00C10656"/>
+    <w:pPr>
+      <w:pBdr>
+        <w:top w:val="single" w:sz="4" w:space="10" w:color="0F4761" w:themeColor="accent1" w:themeShade="BF"/>
+        <w:bottom w:val="single" w:sz="4" w:space="10" w:color="0F4761" w:themeColor="accent1" w:themeShade="BF"/>
+      </w:pBdr>
+      <w:spacing w:before="360" w:after="360"/>
+      <w:ind w:left="864" w:right="864"/>
+      <w:jc w:val="center"/>
+    </w:pPr>
+    <w:rPr>
+      <w:i/>
+      <w:iCs/>
+      <w:color w:val="0F4761" w:themeColor="accent1" w:themeShade="BF"/>
+    </w:rPr>
+  </w:style>
+  <w:style w:type="character" w:customStyle="1" w:styleId="IntenseQuoteChar">
+    <w:name w:val="Intense Quote Char"/>
+    <w:basedOn w:val="DefaultParagraphFont"/>
+    <w:link w:val="IntenseQuote"/>
+    <w:uiPriority w:val="30"/>
+    <w:rsid w:val="00C10656"/>
+    <w:rPr>
+      <w:i/>
+      <w:iCs/>
+      <w:color w:val="0F4761" w:themeColor="accent1" w:themeShade="BF"/>
+    </w:rPr>
+  </w:style>
+  <w:style w:type="character" w:styleId="IntenseReference">
+    <w:name w:val="Intense Reference"/>
+    <w:basedOn w:val="DefaultParagraphFont"/>
+    <w:uiPriority w:val="32"/>
+    <w:qFormat/>
+    <w:rsid w:val="00C10656"/>
+    <w:rPr>
+      <w:b/>
+      <w:bCs/>
+      <w:smallCaps/>
+      <w:color w:val="0F4761" w:themeColor="accent1" w:themeShade="BF"/>
+      <w:spacing w:val="5"/>
+    </w:rPr>
+  </w:style>
   <w:style w:type="character" w:styleId="Hyperlink">
     <w:name w:val="Hyperlink"/>
     <w:basedOn w:val="DefaultParagraphFont"/>
     <w:uiPriority w:val="99"/>
     <w:unhideWhenUsed/>
-    <w:rsid w:val="00EC6F33"/>
-    <w:rPr>
-      <w:color w:val="0563C1" w:themeColor="hyperlink"/>
+    <w:rsid w:val="00C24787"/>
+    <w:rPr>
+      <w:color w:val="467886" w:themeColor="hyperlink"/>
       <w:u w:val="single"/>
     </w:rPr>
   </w:style>
@@ -766,28 +1275,17 @@
     <w:uiPriority w:val="99"/>
     <w:semiHidden/>
     <w:unhideWhenUsed/>
-    <w:rsid w:val="00EC6F33"/>
+    <w:rsid w:val="00C24787"/>
     <w:rPr>
       <w:color w:val="605E5C"/>
       <w:shd w:val="clear" w:color="auto" w:fill="E1DFDD"/>
     </w:rPr>
-  </w:style>
-  <w:style w:type="paragraph" w:styleId="ListParagraph">
-    <w:name w:val="List Paragraph"/>
-    <w:basedOn w:val="Normal"/>
-    <w:uiPriority w:val="34"/>
-    <w:qFormat/>
-    <w:rsid w:val="00EC6F33"/>
-    <w:pPr>
-      <w:ind w:left="720"/>
-      <w:contextualSpacing/>
-    </w:pPr>
   </w:style>
 </w:styles>
 </file>
 
 <file path=word/theme/theme1.xml><?xml version="1.0" encoding="utf-8"?>
-<a:theme xmlns:a="http://schemas.openxmlformats.org/drawingml/2006/main" name="ערכת נושא Office">
+<a:theme xmlns:a="http://schemas.openxmlformats.org/drawingml/2006/main" name="Office Theme">
   <a:themeElements>
     <a:clrScheme name="Office">
       <a:dk1>
@@ -797,39 +1295,39 @@
         <a:sysClr val="window" lastClr="FFFFFF"/>
       </a:lt1>
       <a:dk2>
-        <a:srgbClr val="44546A"/>
+        <a:srgbClr val="0E2841"/>
       </a:dk2>
       <a:lt2>
-        <a:srgbClr val="E7E6E6"/>
+        <a:srgbClr val="E8E8E8"/>
       </a:lt2>
       <a:accent1>
-        <a:srgbClr val="4472C4"/>
+        <a:srgbClr val="156082"/>
       </a:accent1>
       <a:accent2>
-        <a:srgbClr val="ED7D31"/>
+        <a:srgbClr val="E97132"/>
       </a:accent2>
       <a:accent3>
-        <a:srgbClr val="A5A5A5"/>
+        <a:srgbClr val="196B24"/>
       </a:accent3>
       <a:accent4>
-        <a:srgbClr val="FFC000"/>
+        <a:srgbClr val="0F9ED5"/>
       </a:accent4>
       <a:accent5>
-        <a:srgbClr val="5B9BD5"/>
+        <a:srgbClr val="A02B93"/>
       </a:accent5>
       <a:accent6>
-        <a:srgbClr val="70AD47"/>
+        <a:srgbClr val="4EA72E"/>
       </a:accent6>
       <a:hlink>
-        <a:srgbClr val="0563C1"/>
+        <a:srgbClr val="467886"/>
       </a:hlink>
       <a:folHlink>
-        <a:srgbClr val="954F72"/>
+        <a:srgbClr val="96607D"/>
       </a:folHlink>
     </a:clrScheme>
     <a:fontScheme name="Office">
       <a:majorFont>
-        <a:latin typeface="Calibri Light" panose="020F0302020204030204"/>
+        <a:latin typeface="Aptos Display" panose="02110004020202020204"/>
         <a:ea typeface=""/>
         <a:cs typeface=""/>
         <a:font script="Jpan" typeface="游ゴシック Light"/>
@@ -881,7 +1379,7 @@
         <a:font script="Tfng" typeface="Ebrima"/>
       </a:majorFont>
       <a:minorFont>
-        <a:latin typeface="Calibri" panose="020F0502020204030204"/>
+        <a:latin typeface="Aptos" panose="02110004020202020204"/>
         <a:ea typeface=""/>
         <a:cs typeface=""/>
         <a:font script="Jpan" typeface="游明朝"/>
@@ -992,13 +1490,6 @@
         </a:gradFill>
       </a:fillStyleLst>
       <a:lnStyleLst>
-        <a:ln w="6350" cap="flat" cmpd="sng" algn="ctr">
-          <a:solidFill>
-            <a:schemeClr val="phClr"/>
-          </a:solidFill>
-          <a:prstDash val="solid"/>
-          <a:miter lim="800000"/>
-        </a:ln>
         <a:ln w="12700" cap="flat" cmpd="sng" algn="ctr">
           <a:solidFill>
             <a:schemeClr val="phClr"/>
@@ -1007,6 +1498,13 @@
           <a:miter lim="800000"/>
         </a:ln>
         <a:ln w="19050" cap="flat" cmpd="sng" algn="ctr">
+          <a:solidFill>
+            <a:schemeClr val="phClr"/>
+          </a:solidFill>
+          <a:prstDash val="solid"/>
+          <a:miter lim="800000"/>
+        </a:ln>
+        <a:ln w="25400" cap="flat" cmpd="sng" algn="ctr">
           <a:solidFill>
             <a:schemeClr val="phClr"/>
           </a:solidFill>
@@ -1071,11 +1569,31 @@
       </a:bgFillStyleLst>
     </a:fmtScheme>
   </a:themeElements>
-  <a:objectDefaults/>
+  <a:objectDefaults>
+    <a:lnDef>
+      <a:spPr/>
+      <a:bodyPr/>
+      <a:lstStyle/>
+      <a:style>
+        <a:lnRef idx="2">
+          <a:schemeClr val="accent1"/>
+        </a:lnRef>
+        <a:fillRef idx="0">
+          <a:schemeClr val="accent1"/>
+        </a:fillRef>
+        <a:effectRef idx="1">
+          <a:schemeClr val="accent1"/>
+        </a:effectRef>
+        <a:fontRef idx="minor">
+          <a:schemeClr val="tx1"/>
+        </a:fontRef>
+      </a:style>
+    </a:lnDef>
+  </a:objectDefaults>
   <a:extraClrSchemeLst/>
   <a:extLst>
     <a:ext uri="{05A4C25C-085E-4340-85A3-A5531E510DB2}">
-      <thm15:themeFamily xmlns:thm15="http://schemas.microsoft.com/office/thememl/2012/main" name="Office Theme" id="{62F939B6-93AF-4DB8-9C6B-D6C7DFDC589F}" vid="{4A3C46E8-61CC-4603-A589-7422A47A8E4A}"/>
+      <thm15:themeFamily xmlns:thm15="http://schemas.microsoft.com/office/thememl/2012/main" name="Office Theme" id="{2E142A2C-CD16-42D6-873A-C26D2A0506FA}" vid="{1BDDFF52-6CD6-40A5-AB3C-68EB2F1E4D0A}"/>
     </a:ext>
   </a:extLst>
 </a:theme>

--- a/docs/downloads/john-nelson-darby/تم/doc_0344.docx
+++ b/docs/downloads/john-nelson-darby/تم/doc_0344.docx
@@ -13,7 +13,7 @@
           <w:rtl/>
         </w:rPr>
       </w:pPr>
-      <w:hyperlink r:id="rId5" w:history="1">
+      <w:hyperlink r:id="rId4" w:history="1">
         <w:r>
           <w:rPr>
             <w:rStyle w:val="Hyperlink"/>
@@ -22,7 +22,7 @@
             <w:szCs w:val="28"/>
             <w:rtl/>
           </w:rPr>
-          <w:t>ما هو السجود؟</w:t>
+          <w:t>قلبنا</w:t>
         </w:r>
       </w:hyperlink>
     </w:p>
@@ -56,7 +56,6 @@
           <w:sz w:val="28"/>
           <w:szCs w:val="28"/>
           <w:rtl/>
-          <w:lang w:val="en-US"/>
         </w:rPr>
       </w:pPr>
       <w:r>
@@ -65,9 +64,26 @@
           <w:sz w:val="28"/>
           <w:szCs w:val="28"/>
           <w:rtl/>
-          <w:lang w:val="en-US"/>
-        </w:rPr>
-        <w:t>السجود هو التعجب المندهش والإكرام المليء بالمحبة لله المُقدم له على أساس ما هو في ذاته وفيما يكونه لأجل المقتربين منه.</w:t>
+        </w:rPr>
+        <w:t>"</w:t>
+      </w:r>
+      <w:r>
+        <w:rPr>
+          <w:rFonts w:ascii="Sakkal Majalla" w:hAnsi="Sakkal Majalla" w:cs="Sakkal Majalla"/>
+          <w:sz w:val="28"/>
+          <w:szCs w:val="28"/>
+          <w:rtl/>
+        </w:rPr>
+        <w:t xml:space="preserve"> 6 لأَنَّ اهْتِمَامَ الْجَسَدِ هُوَ مَوْتٌ، وَلكِنَّ اهْتِمَامَ الرُّوحِ هُوَ حَيَاةٌ وَسَلاَمٌ.</w:t>
+      </w:r>
+      <w:r>
+        <w:rPr>
+          <w:rFonts w:ascii="Sakkal Majalla" w:hAnsi="Sakkal Majalla" w:cs="Sakkal Majalla" w:hint="cs"/>
+          <w:sz w:val="28"/>
+          <w:szCs w:val="28"/>
+          <w:rtl/>
+        </w:rPr>
+        <w:t>" (رومية 8: 6)</w:t>
       </w:r>
     </w:p>
     <w:p>
@@ -79,7 +95,6 @@
           <w:sz w:val="28"/>
           <w:szCs w:val="28"/>
           <w:rtl/>
-          <w:lang w:val="en-US"/>
         </w:rPr>
       </w:pPr>
       <w:r>
@@ -88,9 +103,44 @@
           <w:sz w:val="28"/>
           <w:szCs w:val="28"/>
           <w:rtl/>
-          <w:lang w:val="en-US"/>
-        </w:rPr>
-        <w:t>إنه مشغولية السماء وامتياز مبارك وثمين لنا نحن على الأرض. إنه يُقدّم مع مشاركة الآخرين. ولا أريد أن أستثني الاحتمال، بأن المؤمن الفرد الذي يعيش بعيدًا عن المؤمنين الآخرين، يستطيع أن يسجد، غير أن السجود هو الإجلال والإكرام الذي تقدمه الملائكة أو الناس معًا ل</w:t>
+        </w:rPr>
+        <w:t xml:space="preserve">هنالك نوعان من السلام </w:t>
+      </w:r>
+      <w:r>
+        <w:rPr>
+          <w:rFonts w:ascii="Sakkal Majalla" w:hAnsi="Sakkal Majalla" w:cs="Sakkal Majalla"/>
+          <w:sz w:val="28"/>
+          <w:szCs w:val="28"/>
+          <w:rtl/>
+        </w:rPr>
+        <w:t>–</w:t>
+      </w:r>
+      <w:r>
+        <w:rPr>
+          <w:rFonts w:ascii="Sakkal Majalla" w:hAnsi="Sakkal Majalla" w:cs="Sakkal Majalla" w:hint="cs"/>
+          <w:sz w:val="28"/>
+          <w:szCs w:val="28"/>
+          <w:rtl/>
+        </w:rPr>
+        <w:t xml:space="preserve"> سلام الضمير وسلام القلب. بأن يكون لنا السلام الأخير فهو أمر يطول </w:t>
+      </w:r>
+      <w:r>
+        <w:rPr>
+          <w:rFonts w:ascii="Sakkal Majalla" w:hAnsi="Sakkal Majalla" w:cs="Sakkal Majalla" w:hint="cs"/>
+          <w:sz w:val="28"/>
+          <w:szCs w:val="28"/>
+          <w:rtl/>
+        </w:rPr>
+        <w:t xml:space="preserve">نواله </w:t>
+      </w:r>
+      <w:r>
+        <w:rPr>
+          <w:rFonts w:ascii="Sakkal Majalla" w:hAnsi="Sakkal Majalla" w:cs="Sakkal Majalla" w:hint="cs"/>
+          <w:sz w:val="28"/>
+          <w:szCs w:val="28"/>
+          <w:rtl/>
+        </w:rPr>
+        <w:t xml:space="preserve">أكثر من </w:t>
       </w:r>
       <w:bookmarkStart w:id="0" w:name="_GoBack"/>
       <w:bookmarkEnd w:id="0"/>
@@ -100,9 +150,8 @@
           <w:sz w:val="28"/>
           <w:szCs w:val="28"/>
           <w:rtl/>
-          <w:lang w:val="en-US"/>
-        </w:rPr>
-        <w:t>له. هذه المشاركة معًا هي من ضمن جوهر السجود، لأن بركاتنا هي بركات مشتركة لجميعنا؛ والفرح الذي أفرحه ببركة الآخرين، هو جزء من فرحي أنا. بركتهم تشكل جزءً من النعمة التي يرحب بها قلبي؛ والمحبة، والتي هي مصدر لكل شيء، ستكون ناقصة إن كنت لا أفرح ببركة الآخرين. إن كنت لا أبارك الله على ذلك، لا أكون أُهلاً بأن أسجد؛ لأنه أن أبارك الله يشترط بأن أشعر بمحبته في أعماقي وأن أُرجع له صدى محبتي.</w:t>
+        </w:rPr>
+        <w:t>فقط سلام الضمير. فالأمر مرتبط بسلام يتملك القلب والأشواق. الأشواق وصلت إلى راحتها، حتى أننا دائمًا نبتغي أمورًا لا يشتكينا عليها ضميرنا. كل مَن يفرح في ربه ببساطة، يكون قد استراح في داخله. إن كنا لا نزال غير مرتاحين أو غير راضين في أفكارنا وفي باطننا، لن نكون عندها قد حصلنا على سلام القلب بعد. عندها نفكّر بأنفسنا؛ فقد دخل الأنا إلى القلب وسنرغب بشيء آخر لنفوسنا.</w:t>
       </w:r>
     </w:p>
     <w:p>
@@ -114,7 +163,6 @@
           <w:sz w:val="28"/>
           <w:szCs w:val="28"/>
           <w:rtl/>
-          <w:lang w:val="en-US"/>
         </w:rPr>
       </w:pPr>
       <w:r>
@@ -123,40 +171,19 @@
           <w:sz w:val="28"/>
           <w:szCs w:val="28"/>
           <w:rtl/>
-          <w:lang w:val="en-US"/>
-        </w:rPr>
-        <w:t>السجود هو فيض القلوب التي تعرفت على الله الآب السخي العظيم، التي تعرف الابن الذي صارت عطية الله فيه نصيبًا لها، والتي فيها الروح القدس هو نبع المياه الحية التي تنبع إلى حياة أبدية وبالتالي تعود بفيضها إلى مصدرها في سُبح وشكر أولاد الله (يوحنا 4: 10، 14: 23). الساجدون يعلمون بأنهم مخلّصين ومقدّسين بمشيئة الله. بقربان المسيح تطهّر ضميرهم بالكامل، والروح القدس يشهد لهم: "</w:t>
-      </w:r>
-      <w:r>
-        <w:rPr>
-          <w:rFonts w:ascii="Sakkal Majalla" w:hAnsi="Sakkal Majalla" w:cs="Sakkal Majalla"/>
-          <w:sz w:val="28"/>
-          <w:szCs w:val="28"/>
-          <w:rtl/>
-          <w:lang w:val="en-US"/>
-        </w:rPr>
-        <w:t>وَلَنْ أَذْكُرَ خَطَايَاهُمْ وَتَعَدِّيَاتِهِمْ فِي مَا بَعْدُ».</w:t>
-      </w:r>
-      <w:r>
-        <w:rPr>
-          <w:rFonts w:ascii="Sakkal Majalla" w:hAnsi="Sakkal Majalla" w:cs="Sakkal Majalla" w:hint="cs"/>
-          <w:sz w:val="28"/>
-          <w:szCs w:val="28"/>
-          <w:rtl/>
-          <w:lang w:val="en-US"/>
-        </w:rPr>
-        <w:t>" (عبرانيين 10: 17).</w:t>
+        </w:rPr>
+        <w:t>الروح بالمقابل يرفع العين عن أنفسنا محولاً إياها إلى الرب. أمور الجسد صغير جدًا حتى أن تقدر بأن تُملئ القلب وتشبعه. أما لكي ندرك أمور الروح، فينبغي أن يتّسع القلب ويكبر. إحدى الأمور المتناقضة في سفري الجامعة ونشيد الأنشاد متعلق بهذه النقطة بالذات. في الجامعة يقول لنا سليمان، بأنه لا يوجد أي شيء صالح تحت الشمس. الكل باطل وقبض الريح (يُضجر الروح). لماذا الأمر هو هكذا؟ بالنسبة لسليمان كان الأنا موجود في سعيه نحو إرضاء نفسه. في ذلك لم يكن من الممكن أن تكون أية راحة، ولا أن يوجد السلام. ولم يكن من الممكن أن تكون هنالك نتيجة غير ذلك. لا يوجد أي غرض بشري إنساني يمكنه أن يُرضي ويعطي سلامًا لنفس خالدة، كما ولا يمكن لأي إنسان فانٍ أن يجد راحته في الأمور التي يمكننا أن نقول بأنه سيموت منها. حينما فكّر سليمان بنفسه، كان في كل الأشياء: أنا، أنا، أنا، أنا فعلت ذلك ووجدته باطلاً.</w:t>
       </w:r>
     </w:p>
     <w:p>
       <w:pPr>
         <w:bidi/>
-        <w:jc w:val="center"/>
-        <w:rPr>
-          <w:rFonts w:ascii="Sakkal Majalla" w:hAnsi="Sakkal Majalla" w:cs="Sakkal Majalla" w:hint="cs"/>
-          <w:sz w:val="28"/>
-          <w:szCs w:val="28"/>
-          <w:lang w:val="en-US"/>
+        <w:jc w:val="both"/>
+        <w:rPr>
+          <w:rFonts w:ascii="Sakkal Majalla" w:hAnsi="Sakkal Majalla" w:cs="Sakkal Majalla"/>
+          <w:sz w:val="28"/>
+          <w:szCs w:val="28"/>
+          <w:rtl/>
         </w:rPr>
       </w:pPr>
       <w:r>
@@ -165,30 +192,60 @@
           <w:sz w:val="28"/>
           <w:szCs w:val="28"/>
           <w:rtl/>
-          <w:lang w:val="en-US"/>
-        </w:rPr>
-        <w:t>-</w:t>
-      </w:r>
-      <w:r>
-        <w:rPr>
-          <w:rFonts w:ascii="Sakkal Majalla" w:hAnsi="Sakkal Majalla" w:cs="Sakkal Majalla" w:hint="cs"/>
-          <w:sz w:val="28"/>
-          <w:szCs w:val="28"/>
-          <w:rtl/>
-          <w:lang w:val="en-US"/>
-        </w:rPr>
-        <w:t xml:space="preserve"> </w:t>
-      </w:r>
-      <w:r>
-        <w:rPr>
-          <w:rFonts w:ascii="Sakkal Majalla" w:hAnsi="Sakkal Majalla" w:cs="Sakkal Majalla" w:hint="cs"/>
-          <w:sz w:val="28"/>
-          <w:szCs w:val="28"/>
-          <w:rtl/>
-          <w:lang w:val="en-US"/>
-        </w:rPr>
-        <w:t>تم -</w:t>
-      </w:r>
+        </w:rPr>
+        <w:t xml:space="preserve">لكن في نشيد الأنشاد نجد كل البركة التي كان فيها، لأنه يتكلم عن المسيح، الذي هو كل شيء له. وكما سبق وذُكر: كان قلب الجامعة أكبر بكثير </w:t>
+      </w:r>
+      <w:r>
+        <w:rPr>
+          <w:rFonts w:ascii="Sakkal Majalla" w:hAnsi="Sakkal Majalla" w:cs="Sakkal Majalla" w:hint="cs"/>
+          <w:sz w:val="28"/>
+          <w:szCs w:val="28"/>
+          <w:rtl/>
+        </w:rPr>
+        <w:t>بالنسبة ل</w:t>
+      </w:r>
+      <w:r>
+        <w:rPr>
+          <w:rFonts w:ascii="Sakkal Majalla" w:hAnsi="Sakkal Majalla" w:cs="Sakkal Majalla" w:hint="cs"/>
+          <w:sz w:val="28"/>
+          <w:szCs w:val="28"/>
+          <w:rtl/>
+        </w:rPr>
+        <w:t>كل ما فتش عنه ووجده. في نشيد الأنشاد غرض القلب هو الكبير جدًا على القلب.</w:t>
+      </w:r>
+    </w:p>
+    <w:p>
+      <w:pPr>
+        <w:bidi/>
+        <w:jc w:val="both"/>
+        <w:rPr>
+          <w:rFonts w:ascii="Sakkal Majalla" w:hAnsi="Sakkal Majalla" w:cs="Sakkal Majalla"/>
+          <w:sz w:val="28"/>
+          <w:szCs w:val="28"/>
+          <w:rtl/>
+        </w:rPr>
+      </w:pPr>
+      <w:r>
+        <w:rPr>
+          <w:rFonts w:ascii="Sakkal Majalla" w:hAnsi="Sakkal Majalla" w:cs="Sakkal Majalla" w:hint="cs"/>
+          <w:sz w:val="28"/>
+          <w:szCs w:val="28"/>
+          <w:rtl/>
+        </w:rPr>
+        <w:t>نحن ينقصنا سعة بقدر كافٍ حتى فعلاً نتمتع بالله. إنه لديه "مدًى"، عمقًا لا يمكن أن يعطينا إياها غير الله، ملئًا لا يملئه إلا الله وحده. وحيثما تواجد هذا يكون هناك "حياة وسلام".</w:t>
+      </w:r>
+    </w:p>
+    <w:p>
+      <w:pPr>
+        <w:bidi/>
+        <w:jc w:val="both"/>
+        <w:rPr>
+          <w:rFonts w:ascii="Sakkal Majalla" w:hAnsi="Sakkal Majalla" w:cs="Sakkal Majalla"/>
+          <w:sz w:val="28"/>
+          <w:szCs w:val="28"/>
+          <w:rtl/>
+        </w:rPr>
+      </w:pPr>
     </w:p>
     <w:sectPr>
       <w:pgSz w:w="11906" w:h="16838"/>
@@ -198,126 +255,6 @@
     </w:sectPr>
   </w:body>
 </w:document>
-</file>
-
-<file path=word/numbering.xml><?xml version="1.0" encoding="utf-8"?>
-<w:numbering xmlns:wpc="http://schemas.microsoft.com/office/word/2010/wordprocessingCanvas" xmlns:cx="http://schemas.microsoft.com/office/drawing/2014/chartex" xmlns:cx1="http://schemas.microsoft.com/office/drawing/2015/9/8/chartex" xmlns:cx2="http://schemas.microsoft.com/office/drawing/2015/10/21/chartex" xmlns:cx3="http://schemas.microsoft.com/office/drawing/2016/5/9/chartex" xmlns:cx4="http://schemas.microsoft.com/office/drawing/2016/5/10/chartex" xmlns:cx5="http://schemas.microsoft.com/office/drawing/2016/5/11/chartex" xmlns:cx6="http://schemas.microsoft.com/office/drawing/2016/5/12/chartex" xmlns:cx7="http://schemas.microsoft.com/office/drawing/2016/5/13/chartex" xmlns:cx8="http://schemas.microsoft.com/office/drawing/2016/5/14/chartex" xmlns:mc="http://schemas.openxmlformats.org/markup-compatibility/2006" xmlns:aink="http://schemas.microsoft.com/office/drawing/2016/ink" xmlns:am3d="http://schemas.microsoft.com/office/drawing/2017/model3d" xmlns:o="urn:schemas-microsoft-com:office:office" xmlns:r="http://schemas.openxmlformats.org/officeDocument/2006/relationships" xmlns:m="http://schemas.openxmlformats.org/officeDocument/2006/math" xmlns:v="urn:schemas-microsoft-com:vml" xmlns:wp14="http://schemas.microsoft.com/office/word/2010/wordprocessingDrawing" xmlns:wp="http://schemas.openxmlformats.org/drawingml/2006/wordprocessingDrawing" xmlns:w10="urn:schemas-microsoft-com:office:word" xmlns:w="http://schemas.openxmlformats.org/wordprocessingml/2006/main" xmlns:w14="http://schemas.microsoft.com/office/word/2010/wordml" xmlns:w15="http://schemas.microsoft.com/office/word/2012/wordml" xmlns:w16cid="http://schemas.microsoft.com/office/word/2016/wordml/cid" xmlns:w16se="http://schemas.microsoft.com/office/word/2015/wordml/symex" xmlns:wpg="http://schemas.microsoft.com/office/word/2010/wordprocessingGroup" xmlns:wpi="http://schemas.microsoft.com/office/word/2010/wordprocessingInk" xmlns:wne="http://schemas.microsoft.com/office/word/2006/wordml" xmlns:wps="http://schemas.microsoft.com/office/word/2010/wordprocessingShape" mc:Ignorable="w14 w15 w16se w16cid wp14">
-  <w:abstractNum w:abstractNumId="0" w15:restartNumberingAfterBreak="0">
-    <w:nsid w:val="2077341F"/>
-    <w:multiLevelType w:val="hybridMultilevel"/>
-    <w:tmpl w:val="9DA66EC6"/>
-    <w:lvl w:ilvl="0" w:tplc="99724856">
-      <w:numFmt w:val="bullet"/>
-      <w:lvlText w:val="-"/>
-      <w:lvlJc w:val="left"/>
-      <w:pPr>
-        <w:ind w:left="720" w:hanging="360"/>
-      </w:pPr>
-      <w:rPr>
-        <w:rFonts w:ascii="Sakkal Majalla" w:eastAsiaTheme="minorHAnsi" w:hAnsi="Sakkal Majalla" w:cs="Sakkal Majalla" w:hint="default"/>
-      </w:rPr>
-    </w:lvl>
-    <w:lvl w:ilvl="1" w:tplc="20000003" w:tentative="1">
-      <w:start w:val="1"/>
-      <w:numFmt w:val="bullet"/>
-      <w:lvlText w:val="o"/>
-      <w:lvlJc w:val="left"/>
-      <w:pPr>
-        <w:ind w:left="1440" w:hanging="360"/>
-      </w:pPr>
-      <w:rPr>
-        <w:rFonts w:ascii="Courier New" w:hAnsi="Courier New" w:cs="Courier New" w:hint="default"/>
-      </w:rPr>
-    </w:lvl>
-    <w:lvl w:ilvl="2" w:tplc="20000005" w:tentative="1">
-      <w:start w:val="1"/>
-      <w:numFmt w:val="bullet"/>
-      <w:lvlText w:val=""/>
-      <w:lvlJc w:val="left"/>
-      <w:pPr>
-        <w:ind w:left="2160" w:hanging="360"/>
-      </w:pPr>
-      <w:rPr>
-        <w:rFonts w:ascii="Wingdings" w:hAnsi="Wingdings" w:hint="default"/>
-      </w:rPr>
-    </w:lvl>
-    <w:lvl w:ilvl="3" w:tplc="20000001" w:tentative="1">
-      <w:start w:val="1"/>
-      <w:numFmt w:val="bullet"/>
-      <w:lvlText w:val=""/>
-      <w:lvlJc w:val="left"/>
-      <w:pPr>
-        <w:ind w:left="2880" w:hanging="360"/>
-      </w:pPr>
-      <w:rPr>
-        <w:rFonts w:ascii="Symbol" w:hAnsi="Symbol" w:hint="default"/>
-      </w:rPr>
-    </w:lvl>
-    <w:lvl w:ilvl="4" w:tplc="20000003" w:tentative="1">
-      <w:start w:val="1"/>
-      <w:numFmt w:val="bullet"/>
-      <w:lvlText w:val="o"/>
-      <w:lvlJc w:val="left"/>
-      <w:pPr>
-        <w:ind w:left="3600" w:hanging="360"/>
-      </w:pPr>
-      <w:rPr>
-        <w:rFonts w:ascii="Courier New" w:hAnsi="Courier New" w:cs="Courier New" w:hint="default"/>
-      </w:rPr>
-    </w:lvl>
-    <w:lvl w:ilvl="5" w:tplc="20000005" w:tentative="1">
-      <w:start w:val="1"/>
-      <w:numFmt w:val="bullet"/>
-      <w:lvlText w:val=""/>
-      <w:lvlJc w:val="left"/>
-      <w:pPr>
-        <w:ind w:left="4320" w:hanging="360"/>
-      </w:pPr>
-      <w:rPr>
-        <w:rFonts w:ascii="Wingdings" w:hAnsi="Wingdings" w:hint="default"/>
-      </w:rPr>
-    </w:lvl>
-    <w:lvl w:ilvl="6" w:tplc="20000001" w:tentative="1">
-      <w:start w:val="1"/>
-      <w:numFmt w:val="bullet"/>
-      <w:lvlText w:val=""/>
-      <w:lvlJc w:val="left"/>
-      <w:pPr>
-        <w:ind w:left="5040" w:hanging="360"/>
-      </w:pPr>
-      <w:rPr>
-        <w:rFonts w:ascii="Symbol" w:hAnsi="Symbol" w:hint="default"/>
-      </w:rPr>
-    </w:lvl>
-    <w:lvl w:ilvl="7" w:tplc="20000003" w:tentative="1">
-      <w:start w:val="1"/>
-      <w:numFmt w:val="bullet"/>
-      <w:lvlText w:val="o"/>
-      <w:lvlJc w:val="left"/>
-      <w:pPr>
-        <w:ind w:left="5760" w:hanging="360"/>
-      </w:pPr>
-      <w:rPr>
-        <w:rFonts w:ascii="Courier New" w:hAnsi="Courier New" w:cs="Courier New" w:hint="default"/>
-      </w:rPr>
-    </w:lvl>
-    <w:lvl w:ilvl="8" w:tplc="20000005" w:tentative="1">
-      <w:start w:val="1"/>
-      <w:numFmt w:val="bullet"/>
-      <w:lvlText w:val=""/>
-      <w:lvlJc w:val="left"/>
-      <w:pPr>
-        <w:ind w:left="6480" w:hanging="360"/>
-      </w:pPr>
-      <w:rPr>
-        <w:rFonts w:ascii="Wingdings" w:hAnsi="Wingdings" w:hint="default"/>
-      </w:rPr>
-    </w:lvl>
-  </w:abstractNum>
-  <w:num w:numId="1">
-    <w:abstractNumId w:val="0"/>
-  </w:num>
-</w:numbering>
 </file>
 
 <file path=word/styles.xml><?xml version="1.0" encoding="utf-8"?>
@@ -754,7 +691,7 @@
     <w:basedOn w:val="DefaultParagraphFont"/>
     <w:uiPriority w:val="99"/>
     <w:unhideWhenUsed/>
-    <w:rsid w:val="00EC6F33"/>
+    <w:rsid w:val="00164A07"/>
     <w:rPr>
       <w:color w:val="0563C1" w:themeColor="hyperlink"/>
       <w:u w:val="single"/>
@@ -766,22 +703,11 @@
     <w:uiPriority w:val="99"/>
     <w:semiHidden/>
     <w:unhideWhenUsed/>
-    <w:rsid w:val="00EC6F33"/>
+    <w:rsid w:val="00164A07"/>
     <w:rPr>
       <w:color w:val="605E5C"/>
       <w:shd w:val="clear" w:color="auto" w:fill="E1DFDD"/>
     </w:rPr>
-  </w:style>
-  <w:style w:type="paragraph" w:styleId="ListParagraph">
-    <w:name w:val="List Paragraph"/>
-    <w:basedOn w:val="Normal"/>
-    <w:uiPriority w:val="34"/>
-    <w:qFormat/>
-    <w:rsid w:val="00EC6F33"/>
-    <w:pPr>
-      <w:ind w:left="720"/>
-      <w:contextualSpacing/>
-    </w:pPr>
   </w:style>
 </w:styles>
 </file>
